--- a/EXPORTS/DOCX/published/niveau2/Dutch/ArubaBonaireCuracao.docx
+++ b/EXPORTS/DOCX/published/niveau2/Dutch/ArubaBonaireCuracao.docx
@@ -1762,19 +1762,9 @@
             <w:rPr>
               <w:rStyle w:val="Hyperlink"/>
             </w:rPr>
-            <w:t>Wes</w:t>
+            <w:t>West-</w:t>
           </w:r>
         </w:hyperlink>
-      </w:r>
-      <w:r>
-        <w:rPr>
-          <w:rFonts w:ascii="Charis SIL Regular" w:hAnsi="Charis SIL Regular" w:eastAsia="Charis SIL Regular"/>
-          <w:b w:val="0"/>
-          <w:i w:val="0"/>
-          <w:color w:val="0000FF"/>
-          <w:sz w:val="24"/>
-        </w:rPr>
-        <w:t>t-</w:t>
       </w:r>
       <w:r>
         <w:rPr>
@@ -1790,9 +1780,19 @@
             <w:rPr>
               <w:rStyle w:val="Hyperlink"/>
             </w:rPr>
-            <w:t>Indië</w:t>
+            <w:t>Ind</w:t>
           </w:r>
         </w:hyperlink>
+      </w:r>
+      <w:r>
+        <w:rPr>
+          <w:rFonts w:ascii="Charis SIL Regular" w:hAnsi="Charis SIL Regular" w:eastAsia="Charis SIL Regular"/>
+          <w:b w:val="0"/>
+          <w:i w:val="0"/>
+          <w:color w:val="0000FF"/>
+          <w:sz w:val="24"/>
+        </w:rPr>
+        <w:t>ië</w:t>
       </w:r>
       <w:r>
         <w:rPr>
@@ -3975,13 +3975,21 @@
       </w:r>
       <w:r>
         <w:rPr>
-          <w:rFonts w:ascii="Charis SIL Regular" w:hAnsi="Charis SIL Regular" w:eastAsia="Charis SIL Regular"/>
-          <w:b w:val="0"/>
-          <w:i w:val="0"/>
-          <w:color w:val="000000"/>
-          <w:sz w:val="24"/>
-        </w:rPr>
-        <w:t>toegevoeg</w:t>
+          <w:u w:val="single" w:color="0000ff"/>
+          <w:rFonts w:ascii="Charis SIL Regular" w:hAnsi="Charis SIL Regular" w:eastAsia="Charis SIL Regular"/>
+          <w:b w:val="0"/>
+          <w:i w:val="0"/>
+          <w:color w:val="000000"/>
+          <w:sz w:val="24"/>
+        </w:rPr>
+        <w:hyperlink r:id="rId24" w:history="1">
+          <w:r>
+            <w:rPr>
+              <w:rStyle w:val="Hyperlink"/>
+            </w:rPr>
+            <w:t>toegevoeg</w:t>
+          </w:r>
+        </w:hyperlink>
       </w:r>
       <w:r>
         <w:rPr>
@@ -4098,21 +4106,13 @@
       </w:r>
       <w:r>
         <w:rPr>
-          <w:u w:val="single" w:color="0000ff"/>
-          <w:rFonts w:ascii="Charis SIL Regular" w:hAnsi="Charis SIL Regular" w:eastAsia="Charis SIL Regular"/>
-          <w:b w:val="0"/>
-          <w:i w:val="0"/>
-          <w:color w:val="000000"/>
-          <w:sz w:val="24"/>
-        </w:rPr>
-        <w:hyperlink r:id="rId26" w:history="1">
-          <w:r>
-            <w:rPr>
-              <w:rStyle w:val="Hyperlink"/>
-            </w:rPr>
-            <w:t>op slaafg</w:t>
-          </w:r>
-        </w:hyperlink>
+          <w:rFonts w:ascii="Charis SIL Regular" w:hAnsi="Charis SIL Regular" w:eastAsia="Charis SIL Regular"/>
+          <w:b w:val="0"/>
+          <w:i w:val="0"/>
+          <w:color w:val="000000"/>
+          <w:sz w:val="24"/>
+        </w:rPr>
+        <w:t>op slaafg</w:t>
       </w:r>
       <w:r>
         <w:rPr>
@@ -5164,7 +5164,197 @@
           <w:color w:val="000000"/>
           <w:sz w:val="24"/>
         </w:rPr>
-        <w:t>' van de historicus dr. J.A. Adi Martis be</w:t>
+        <w:t>' v</w:t>
+      </w:r>
+      <w:r>
+        <w:rPr>
+          <w:rFonts w:ascii="Charis SIL Regular" w:hAnsi="Charis SIL Regular" w:eastAsia="Charis SIL Regular"/>
+          <w:b w:val="0"/>
+          <w:i w:val="0"/>
+          <w:color w:val="000000"/>
+          <w:sz w:val="24"/>
+        </w:rPr>
+        <w:hyperlink r:id="rId30" w:history="1">
+          <w:r>
+            <w:rPr>
+              <w:rStyle w:val="Hyperlink"/>
+            </w:rPr>
+            <w:t>an</w:t>
+          </w:r>
+        </w:hyperlink>
+      </w:r>
+      <w:r>
+        <w:rPr>
+          <w:rFonts w:ascii="Charis SIL Regular" w:hAnsi="Charis SIL Regular" w:eastAsia="Charis SIL Regular"/>
+          <w:b w:val="0"/>
+          <w:i w:val="0"/>
+          <w:color w:val="000000"/>
+          <w:sz w:val="24"/>
+        </w:rPr>
+        <w:t xml:space="preserve"> </w:t>
+      </w:r>
+      <w:r>
+        <w:rPr>
+          <w:rFonts w:ascii="Charis SIL Regular" w:hAnsi="Charis SIL Regular" w:eastAsia="Charis SIL Regular"/>
+          <w:b w:val="0"/>
+          <w:i w:val="0"/>
+          <w:color w:val="000000"/>
+          <w:sz w:val="24"/>
+        </w:rPr>
+        <w:hyperlink r:id="rId30" w:history="1">
+          <w:r>
+            <w:rPr>
+              <w:rStyle w:val="Hyperlink"/>
+            </w:rPr>
+            <w:t>de historicus</w:t>
+          </w:r>
+        </w:hyperlink>
+      </w:r>
+      <w:r>
+        <w:rPr>
+          <w:rFonts w:ascii="Charis SIL Regular" w:hAnsi="Charis SIL Regular" w:eastAsia="Charis SIL Regular"/>
+          <w:b w:val="0"/>
+          <w:i w:val="0"/>
+          <w:color w:val="000000"/>
+          <w:sz w:val="24"/>
+        </w:rPr>
+        <w:t xml:space="preserve"> </w:t>
+      </w:r>
+      <w:r>
+        <w:rPr>
+          <w:rFonts w:ascii="Charis SIL Regular" w:hAnsi="Charis SIL Regular" w:eastAsia="Charis SIL Regular"/>
+          <w:b w:val="0"/>
+          <w:i w:val="0"/>
+          <w:color w:val="000000"/>
+          <w:sz w:val="24"/>
+        </w:rPr>
+        <w:hyperlink r:id="rId30" w:history="1">
+          <w:r>
+            <w:rPr>
+              <w:rStyle w:val="Hyperlink"/>
+            </w:rPr>
+            <w:t xml:space="preserve">dr. </w:t>
+          </w:r>
+        </w:hyperlink>
+      </w:r>
+      <w:r>
+        <w:rPr>
+          <w:rFonts w:ascii="Charis SIL Regular" w:hAnsi="Charis SIL Regular" w:eastAsia="Charis SIL Regular"/>
+          <w:b w:val="0"/>
+          <w:i w:val="0"/>
+          <w:color w:val="000000"/>
+          <w:sz w:val="24"/>
+        </w:rPr>
+        <w:hyperlink r:id="rId30" w:history="1">
+          <w:r>
+            <w:rPr>
+              <w:rStyle w:val="Hyperlink"/>
+            </w:rPr>
+            <w:t>J</w:t>
+          </w:r>
+        </w:hyperlink>
+      </w:r>
+      <w:r>
+        <w:rPr>
+          <w:rFonts w:ascii="Charis SIL Regular" w:hAnsi="Charis SIL Regular" w:eastAsia="Charis SIL Regular"/>
+          <w:b w:val="0"/>
+          <w:i w:val="0"/>
+          <w:color w:val="000000"/>
+          <w:sz w:val="24"/>
+        </w:rPr>
+        <w:hyperlink r:id="rId30" w:history="1">
+          <w:r>
+            <w:rPr>
+              <w:rStyle w:val="Hyperlink"/>
+            </w:rPr>
+            <w:t>.A. Ad</w:t>
+          </w:r>
+        </w:hyperlink>
+      </w:r>
+      <w:r>
+        <w:rPr>
+          <w:rFonts w:ascii="Charis SIL Regular" w:hAnsi="Charis SIL Regular" w:eastAsia="Charis SIL Regular"/>
+          <w:b w:val="0"/>
+          <w:i w:val="0"/>
+          <w:color w:val="000000"/>
+          <w:sz w:val="24"/>
+        </w:rPr>
+        <w:hyperlink r:id="rId30" w:history="1">
+          <w:r>
+            <w:rPr>
+              <w:rStyle w:val="Hyperlink"/>
+            </w:rPr>
+            <w:t>i</w:t>
+          </w:r>
+        </w:hyperlink>
+      </w:r>
+      <w:r>
+        <w:rPr>
+          <w:rFonts w:ascii="Charis SIL Regular" w:hAnsi="Charis SIL Regular" w:eastAsia="Charis SIL Regular"/>
+          <w:b w:val="0"/>
+          <w:i w:val="0"/>
+          <w:color w:val="000000"/>
+          <w:sz w:val="24"/>
+        </w:rPr>
+        <w:hyperlink r:id="rId30" w:history="1">
+          <w:r>
+            <w:rPr>
+              <w:rStyle w:val="Hyperlink"/>
+            </w:rPr>
+            <w:t xml:space="preserve"> M</w:t>
+          </w:r>
+        </w:hyperlink>
+      </w:r>
+      <w:r>
+        <w:rPr>
+          <w:rFonts w:ascii="Charis SIL Regular" w:hAnsi="Charis SIL Regular" w:eastAsia="Charis SIL Regular"/>
+          <w:b w:val="0"/>
+          <w:i w:val="0"/>
+          <w:color w:val="000000"/>
+          <w:sz w:val="24"/>
+        </w:rPr>
+        <w:hyperlink r:id="rId30" w:history="1">
+          <w:r>
+            <w:rPr>
+              <w:rStyle w:val="Hyperlink"/>
+            </w:rPr>
+            <w:t xml:space="preserve">artis </w:t>
+          </w:r>
+        </w:hyperlink>
+      </w:r>
+      <w:r>
+        <w:rPr>
+          <w:rFonts w:ascii="Charis SIL Regular" w:hAnsi="Charis SIL Regular" w:eastAsia="Charis SIL Regular"/>
+          <w:b w:val="0"/>
+          <w:i w:val="0"/>
+          <w:color w:val="000000"/>
+          <w:sz w:val="24"/>
+        </w:rPr>
+        <w:hyperlink r:id="rId30" w:history="1">
+          <w:r>
+            <w:rPr>
+              <w:rStyle w:val="Hyperlink"/>
+            </w:rPr>
+            <w:t>b</w:t>
+          </w:r>
+        </w:hyperlink>
+      </w:r>
+      <w:r>
+        <w:rPr>
+          <w:rFonts w:ascii="Charis SIL Regular" w:hAnsi="Charis SIL Regular" w:eastAsia="Charis SIL Regular"/>
+          <w:b w:val="0"/>
+          <w:i w:val="0"/>
+          <w:color w:val="000000"/>
+          <w:sz w:val="24"/>
+        </w:rPr>
+        <w:hyperlink r:id="rId30" w:history="1">
+          <w:r>
+            <w:rPr>
+              <w:rStyle w:val="Hyperlink"/>
+            </w:rPr>
+            <w:t>e</w:t>
+          </w:r>
+        </w:hyperlink>
       </w:r>
       <w:r>
         <w:rPr>
@@ -6874,7 +7064,7 @@
           <w:sz w:val="24"/>
           <w:u w:val="single"/>
         </w:rPr>
-        <w:hyperlink r:id="rId35" w:history="1">
+        <w:hyperlink r:id="rId36" w:history="1">
           <w:r>
             <w:rPr>
               <w:rStyle w:val="Hyperlink"/>
@@ -7067,7 +7257,14 @@
           <w:color w:val="000000"/>
           <w:sz w:val="24"/>
         </w:rPr>
-        <w:t>slavernijverled</w:t>
+        <w:hyperlink r:id="rId36" w:history="1">
+          <w:r>
+            <w:rPr>
+              <w:rStyle w:val="Hyperlink"/>
+            </w:rPr>
+            <w:t>slavernijverled</w:t>
+          </w:r>
+        </w:hyperlink>
       </w:r>
       <w:r>
         <w:rPr>

--- a/EXPORTS/DOCX/published/niveau2/Dutch/ArubaBonaireCuracao.docx
+++ b/EXPORTS/DOCX/published/niveau2/Dutch/ArubaBonaireCuracao.docx
@@ -605,72 +605,7 @@
           <w:color w:val="000000"/>
           <w:sz w:val="24"/>
         </w:rPr>
-        <w:t>kwamen de eilanden onder gezag van het nieuw gestichte Ko</w:t>
-      </w:r>
-      <w:r>
-        <w:rPr>
-          <w:u w:val="single" w:color="0000ff"/>
-          <w:rFonts w:ascii="Charis SIL Regular" w:hAnsi="Charis SIL Regular" w:eastAsia="Charis SIL Regular"/>
-          <w:b w:val="0"/>
-          <w:i w:val="0"/>
-          <w:color w:val="000000"/>
-          <w:sz w:val="24"/>
-        </w:rPr>
-        <w:hyperlink r:id="rId10" w:history="1">
-          <w:r>
-            <w:rPr>
-              <w:rStyle w:val="Hyperlink"/>
-            </w:rPr>
-            <w:t>ninkrijk</w:t>
-          </w:r>
-        </w:hyperlink>
-      </w:r>
-      <w:r>
-        <w:rPr>
-          <w:u w:val="single" w:color="0000ff"/>
-          <w:rFonts w:ascii="Charis SIL Regular" w:hAnsi="Charis SIL Regular" w:eastAsia="Charis SIL Regular"/>
-          <w:b w:val="0"/>
-          <w:i w:val="0"/>
-          <w:color w:val="000000"/>
-          <w:sz w:val="24"/>
-        </w:rPr>
-        <w:t xml:space="preserve"> </w:t>
-      </w:r>
-      <w:r>
-        <w:rPr>
-          <w:u w:val="single" w:color="0000ff"/>
-          <w:rFonts w:ascii="Charis SIL Regular" w:hAnsi="Charis SIL Regular" w:eastAsia="Charis SIL Regular"/>
-          <w:b w:val="0"/>
-          <w:i w:val="0"/>
-          <w:color w:val="000000"/>
-          <w:sz w:val="24"/>
-        </w:rPr>
-        <w:hyperlink r:id="rId10" w:history="1">
-          <w:r>
-            <w:rPr>
-              <w:rStyle w:val="Hyperlink"/>
-            </w:rPr>
-            <w:t xml:space="preserve">der </w:t>
-          </w:r>
-        </w:hyperlink>
-      </w:r>
-      <w:r>
-        <w:rPr>
-          <w:u w:val="single" w:color="0000ff"/>
-          <w:rFonts w:ascii="Charis SIL Regular" w:hAnsi="Charis SIL Regular" w:eastAsia="Charis SIL Regular"/>
-          <w:b w:val="0"/>
-          <w:i w:val="0"/>
-          <w:color w:val="000000"/>
-          <w:sz w:val="24"/>
-        </w:rPr>
-        <w:hyperlink r:id="rId10" w:history="1">
-          <w:r>
-            <w:rPr>
-              <w:rStyle w:val="Hyperlink"/>
-            </w:rPr>
-            <w:t>Nederla</w:t>
-          </w:r>
-        </w:hyperlink>
+        <w:t>kwamen de eilanden onder gezag van het nieuw gestichte Koninkrijk der Nederla</w:t>
       </w:r>
       <w:r>
         <w:rPr>
@@ -1264,6 +1199,7 @@
       </w:r>
       <w:r>
         <w:rPr>
+          <w:u w:val="single" w:color="0000ff"/>
           <w:rFonts w:ascii="Charis SIL Regular" w:hAnsi="Charis SIL Regular" w:eastAsia="Charis SIL Regular"/>
           <w:b w:val="0"/>
           <w:i w:val="0"/>
@@ -1762,9 +1698,19 @@
             <w:rPr>
               <w:rStyle w:val="Hyperlink"/>
             </w:rPr>
-            <w:t>West-</w:t>
+            <w:t>Wes</w:t>
           </w:r>
         </w:hyperlink>
+      </w:r>
+      <w:r>
+        <w:rPr>
+          <w:rFonts w:ascii="Charis SIL Regular" w:hAnsi="Charis SIL Regular" w:eastAsia="Charis SIL Regular"/>
+          <w:b w:val="0"/>
+          <w:i w:val="0"/>
+          <w:color w:val="0000FF"/>
+          <w:sz w:val="24"/>
+        </w:rPr>
+        <w:t>t-</w:t>
       </w:r>
       <w:r>
         <w:rPr>
@@ -1780,19 +1726,9 @@
             <w:rPr>
               <w:rStyle w:val="Hyperlink"/>
             </w:rPr>
-            <w:t>Ind</w:t>
+            <w:t>Indië</w:t>
           </w:r>
         </w:hyperlink>
-      </w:r>
-      <w:r>
-        <w:rPr>
-          <w:rFonts w:ascii="Charis SIL Regular" w:hAnsi="Charis SIL Regular" w:eastAsia="Charis SIL Regular"/>
-          <w:b w:val="0"/>
-          <w:i w:val="0"/>
-          <w:color w:val="0000FF"/>
-          <w:sz w:val="24"/>
-        </w:rPr>
-        <w:t>ië</w:t>
       </w:r>
       <w:r>
         <w:rPr>
@@ -3346,78 +3282,13 @@
       </w:r>
       <w:r>
         <w:rPr>
-          <w:u w:val="single" w:color="0000ff"/>
-          <w:rFonts w:ascii="Charis SIL Regular" w:hAnsi="Charis SIL Regular" w:eastAsia="Charis SIL Regular"/>
-          <w:b w:val="0"/>
-          <w:i w:val="0"/>
-          <w:color w:val="000000"/>
-          <w:sz w:val="24"/>
-        </w:rPr>
-        <w:hyperlink r:id="rId21" w:history="1">
-          <w:r>
-            <w:rPr>
-              <w:rStyle w:val="Hyperlink"/>
-            </w:rPr>
-            <w:t>toeg</w:t>
-          </w:r>
-        </w:hyperlink>
-      </w:r>
-      <w:r>
-        <w:rPr>
-          <w:u w:val="single" w:color="0000ff"/>
-          <w:rFonts w:ascii="Charis SIL Regular" w:hAnsi="Charis SIL Regular" w:eastAsia="Charis SIL Regular"/>
-          <w:b w:val="0"/>
-          <w:i w:val="0"/>
-          <w:color w:val="000000"/>
-          <w:sz w:val="24"/>
-        </w:rPr>
-        <w:hyperlink r:id="rId21" w:history="1">
-          <w:r>
-            <w:rPr>
-              <w:rStyle w:val="Hyperlink"/>
-            </w:rPr>
-            <w:t>ankelijk</w:t>
-          </w:r>
-        </w:hyperlink>
-      </w:r>
-      <w:r>
-        <w:rPr>
-          <w:u w:val="single" w:color="0000ff"/>
-          <w:rFonts w:ascii="Charis SIL Regular" w:hAnsi="Charis SIL Regular" w:eastAsia="Charis SIL Regular"/>
-          <w:b w:val="0"/>
-          <w:i w:val="0"/>
-          <w:color w:val="000000"/>
-          <w:sz w:val="24"/>
-        </w:rPr>
-        <w:t xml:space="preserve"> </w:t>
-      </w:r>
-      <w:r>
-        <w:rPr>
-          <w:u w:val="single" w:color="0000ff"/>
-          <w:rFonts w:ascii="Charis SIL Regular" w:hAnsi="Charis SIL Regular" w:eastAsia="Charis SIL Regular"/>
-          <w:b w:val="0"/>
-          <w:i w:val="0"/>
-          <w:color w:val="000000"/>
-          <w:sz w:val="24"/>
-        </w:rPr>
-        <w:hyperlink r:id="rId21" w:history="1">
-          <w:r>
-            <w:rPr>
-              <w:rStyle w:val="Hyperlink"/>
-            </w:rPr>
-            <w:t>gemaak</w:t>
-          </w:r>
-        </w:hyperlink>
-      </w:r>
-      <w:r>
-        <w:rPr>
-          <w:rFonts w:ascii="Charis SIL Regular" w:hAnsi="Charis SIL Regular" w:eastAsia="Charis SIL Regular"/>
-          <w:b w:val="0"/>
-          <w:i w:val="0"/>
-          <w:color w:val="000000"/>
-          <w:sz w:val="24"/>
-        </w:rPr>
-        <w:t xml:space="preserve">t. De collectie is zowel bereikbaar via de </w:t>
+          <w:rFonts w:ascii="Charis SIL Regular" w:hAnsi="Charis SIL Regular" w:eastAsia="Charis SIL Regular"/>
+          <w:b w:val="0"/>
+          <w:i w:val="0"/>
+          <w:color w:val="000000"/>
+          <w:sz w:val="24"/>
+        </w:rPr>
+        <w:t xml:space="preserve">toegankelijk gemaakt. De collectie is zowel bereikbaar via de </w:t>
       </w:r>
       <w:r>
         <w:rPr>
@@ -4106,13 +3977,21 @@
       </w:r>
       <w:r>
         <w:rPr>
-          <w:rFonts w:ascii="Charis SIL Regular" w:hAnsi="Charis SIL Regular" w:eastAsia="Charis SIL Regular"/>
-          <w:b w:val="0"/>
-          <w:i w:val="0"/>
-          <w:color w:val="000000"/>
-          <w:sz w:val="24"/>
-        </w:rPr>
-        <w:t>op slaafg</w:t>
+          <w:u w:val="single" w:color="0000ff"/>
+          <w:rFonts w:ascii="Charis SIL Regular" w:hAnsi="Charis SIL Regular" w:eastAsia="Charis SIL Regular"/>
+          <w:b w:val="0"/>
+          <w:i w:val="0"/>
+          <w:color w:val="000000"/>
+          <w:sz w:val="24"/>
+        </w:rPr>
+        <w:hyperlink r:id="rId26" w:history="1">
+          <w:r>
+            <w:rPr>
+              <w:rStyle w:val="Hyperlink"/>
+            </w:rPr>
+            <w:t>op slaafg</w:t>
+          </w:r>
+        </w:hyperlink>
       </w:r>
       <w:r>
         <w:rPr>
@@ -5164,248 +5043,7 @@
           <w:color w:val="000000"/>
           <w:sz w:val="24"/>
         </w:rPr>
-        <w:t>' v</w:t>
-      </w:r>
-      <w:r>
-        <w:rPr>
-          <w:rFonts w:ascii="Charis SIL Regular" w:hAnsi="Charis SIL Regular" w:eastAsia="Charis SIL Regular"/>
-          <w:b w:val="0"/>
-          <w:i w:val="0"/>
-          <w:color w:val="000000"/>
-          <w:sz w:val="24"/>
-        </w:rPr>
-        <w:hyperlink r:id="rId30" w:history="1">
-          <w:r>
-            <w:rPr>
-              <w:rStyle w:val="Hyperlink"/>
-            </w:rPr>
-            <w:t>an</w:t>
-          </w:r>
-        </w:hyperlink>
-      </w:r>
-      <w:r>
-        <w:rPr>
-          <w:rFonts w:ascii="Charis SIL Regular" w:hAnsi="Charis SIL Regular" w:eastAsia="Charis SIL Regular"/>
-          <w:b w:val="0"/>
-          <w:i w:val="0"/>
-          <w:color w:val="000000"/>
-          <w:sz w:val="24"/>
-        </w:rPr>
-        <w:t xml:space="preserve"> </w:t>
-      </w:r>
-      <w:r>
-        <w:rPr>
-          <w:rFonts w:ascii="Charis SIL Regular" w:hAnsi="Charis SIL Regular" w:eastAsia="Charis SIL Regular"/>
-          <w:b w:val="0"/>
-          <w:i w:val="0"/>
-          <w:color w:val="000000"/>
-          <w:sz w:val="24"/>
-        </w:rPr>
-        <w:hyperlink r:id="rId30" w:history="1">
-          <w:r>
-            <w:rPr>
-              <w:rStyle w:val="Hyperlink"/>
-            </w:rPr>
-            <w:t>de historicus</w:t>
-          </w:r>
-        </w:hyperlink>
-      </w:r>
-      <w:r>
-        <w:rPr>
-          <w:rFonts w:ascii="Charis SIL Regular" w:hAnsi="Charis SIL Regular" w:eastAsia="Charis SIL Regular"/>
-          <w:b w:val="0"/>
-          <w:i w:val="0"/>
-          <w:color w:val="000000"/>
-          <w:sz w:val="24"/>
-        </w:rPr>
-        <w:t xml:space="preserve"> </w:t>
-      </w:r>
-      <w:r>
-        <w:rPr>
-          <w:rFonts w:ascii="Charis SIL Regular" w:hAnsi="Charis SIL Regular" w:eastAsia="Charis SIL Regular"/>
-          <w:b w:val="0"/>
-          <w:i w:val="0"/>
-          <w:color w:val="000000"/>
-          <w:sz w:val="24"/>
-        </w:rPr>
-        <w:hyperlink r:id="rId30" w:history="1">
-          <w:r>
-            <w:rPr>
-              <w:rStyle w:val="Hyperlink"/>
-            </w:rPr>
-            <w:t xml:space="preserve">dr. </w:t>
-          </w:r>
-        </w:hyperlink>
-      </w:r>
-      <w:r>
-        <w:rPr>
-          <w:rFonts w:ascii="Charis SIL Regular" w:hAnsi="Charis SIL Regular" w:eastAsia="Charis SIL Regular"/>
-          <w:b w:val="0"/>
-          <w:i w:val="0"/>
-          <w:color w:val="000000"/>
-          <w:sz w:val="24"/>
-        </w:rPr>
-        <w:hyperlink r:id="rId30" w:history="1">
-          <w:r>
-            <w:rPr>
-              <w:rStyle w:val="Hyperlink"/>
-            </w:rPr>
-            <w:t>J</w:t>
-          </w:r>
-        </w:hyperlink>
-      </w:r>
-      <w:r>
-        <w:rPr>
-          <w:rFonts w:ascii="Charis SIL Regular" w:hAnsi="Charis SIL Regular" w:eastAsia="Charis SIL Regular"/>
-          <w:b w:val="0"/>
-          <w:i w:val="0"/>
-          <w:color w:val="000000"/>
-          <w:sz w:val="24"/>
-        </w:rPr>
-        <w:hyperlink r:id="rId30" w:history="1">
-          <w:r>
-            <w:rPr>
-              <w:rStyle w:val="Hyperlink"/>
-            </w:rPr>
-            <w:t>.A. Ad</w:t>
-          </w:r>
-        </w:hyperlink>
-      </w:r>
-      <w:r>
-        <w:rPr>
-          <w:rFonts w:ascii="Charis SIL Regular" w:hAnsi="Charis SIL Regular" w:eastAsia="Charis SIL Regular"/>
-          <w:b w:val="0"/>
-          <w:i w:val="0"/>
-          <w:color w:val="000000"/>
-          <w:sz w:val="24"/>
-        </w:rPr>
-        <w:hyperlink r:id="rId30" w:history="1">
-          <w:r>
-            <w:rPr>
-              <w:rStyle w:val="Hyperlink"/>
-            </w:rPr>
-            <w:t>i</w:t>
-          </w:r>
-        </w:hyperlink>
-      </w:r>
-      <w:r>
-        <w:rPr>
-          <w:rFonts w:ascii="Charis SIL Regular" w:hAnsi="Charis SIL Regular" w:eastAsia="Charis SIL Regular"/>
-          <w:b w:val="0"/>
-          <w:i w:val="0"/>
-          <w:color w:val="000000"/>
-          <w:sz w:val="24"/>
-        </w:rPr>
-        <w:hyperlink r:id="rId30" w:history="1">
-          <w:r>
-            <w:rPr>
-              <w:rStyle w:val="Hyperlink"/>
-            </w:rPr>
-            <w:t xml:space="preserve"> M</w:t>
-          </w:r>
-        </w:hyperlink>
-      </w:r>
-      <w:r>
-        <w:rPr>
-          <w:rFonts w:ascii="Charis SIL Regular" w:hAnsi="Charis SIL Regular" w:eastAsia="Charis SIL Regular"/>
-          <w:b w:val="0"/>
-          <w:i w:val="0"/>
-          <w:color w:val="000000"/>
-          <w:sz w:val="24"/>
-        </w:rPr>
-        <w:hyperlink r:id="rId30" w:history="1">
-          <w:r>
-            <w:rPr>
-              <w:rStyle w:val="Hyperlink"/>
-            </w:rPr>
-            <w:t xml:space="preserve">artis </w:t>
-          </w:r>
-        </w:hyperlink>
-      </w:r>
-      <w:r>
-        <w:rPr>
-          <w:rFonts w:ascii="Charis SIL Regular" w:hAnsi="Charis SIL Regular" w:eastAsia="Charis SIL Regular"/>
-          <w:b w:val="0"/>
-          <w:i w:val="0"/>
-          <w:color w:val="000000"/>
-          <w:sz w:val="24"/>
-        </w:rPr>
-        <w:hyperlink r:id="rId30" w:history="1">
-          <w:r>
-            <w:rPr>
-              <w:rStyle w:val="Hyperlink"/>
-            </w:rPr>
-            <w:t>b</w:t>
-          </w:r>
-        </w:hyperlink>
-      </w:r>
-      <w:r>
-        <w:rPr>
-          <w:rFonts w:ascii="Charis SIL Regular" w:hAnsi="Charis SIL Regular" w:eastAsia="Charis SIL Regular"/>
-          <w:b w:val="0"/>
-          <w:i w:val="0"/>
-          <w:color w:val="000000"/>
-          <w:sz w:val="24"/>
-        </w:rPr>
-        <w:hyperlink r:id="rId30" w:history="1">
-          <w:r>
-            <w:rPr>
-              <w:rStyle w:val="Hyperlink"/>
-            </w:rPr>
-            <w:t>e</w:t>
-          </w:r>
-        </w:hyperlink>
-      </w:r>
-      <w:r>
-        <w:rPr>
-          <w:rFonts w:ascii="Charis SIL Regular" w:hAnsi="Charis SIL Regular" w:eastAsia="Charis SIL Regular"/>
-          <w:b w:val="0"/>
-          <w:i w:val="0"/>
-          <w:color w:val="000000"/>
-          <w:sz w:val="24"/>
-        </w:rPr>
-        <w:hyperlink r:id="rId30" w:history="1">
-          <w:r>
-            <w:rPr>
-              <w:rStyle w:val="Hyperlink"/>
-            </w:rPr>
-            <w:t>schr</w:t>
-          </w:r>
-        </w:hyperlink>
-      </w:r>
-      <w:r>
-        <w:rPr>
-          <w:rFonts w:ascii="Charis SIL Regular" w:hAnsi="Charis SIL Regular" w:eastAsia="Charis SIL Regular"/>
-          <w:b w:val="0"/>
-          <w:i w:val="0"/>
-          <w:color w:val="000000"/>
-          <w:sz w:val="24"/>
-        </w:rPr>
-        <w:hyperlink r:id="rId30" w:history="1">
-          <w:r>
-            <w:rPr>
-              <w:rStyle w:val="Hyperlink"/>
-            </w:rPr>
-            <w:t>i</w:t>
-          </w:r>
-        </w:hyperlink>
-      </w:r>
-      <w:r>
-        <w:rPr>
-          <w:rFonts w:ascii="Charis SIL Regular" w:hAnsi="Charis SIL Regular" w:eastAsia="Charis SIL Regular"/>
-          <w:b w:val="0"/>
-          <w:i w:val="0"/>
-          <w:color w:val="000000"/>
-          <w:sz w:val="24"/>
-        </w:rPr>
-        <w:hyperlink r:id="rId30" w:history="1">
-          <w:r>
-            <w:rPr>
-              <w:rStyle w:val="Hyperlink"/>
-            </w:rPr>
-            <w:t>jft de pre-ko</w:t>
-          </w:r>
-        </w:hyperlink>
+        <w:t>' van de historicus dr. J.A. Adi Martis beschrijft de pre-ko</w:t>
       </w:r>
       <w:r>
         <w:rPr>
@@ -7297,7 +6935,6 @@
       </w:r>
       <w:r>
         <w:rPr>
-          <w:u w:val="single" w:color="0000ff"/>
           <w:rFonts w:ascii="Charis SIL Regular" w:hAnsi="Charis SIL Regular" w:eastAsia="Charis SIL Regular"/>
           <w:b w:val="0"/>
           <w:i w:val="0"/>
